--- a/app/templates/tabla_salvaescala.docx
+++ b/app/templates/tabla_salvaescala.docx
@@ -2346,10 +2346,7 @@
               </w:rPr>
             </w:pPr>
             <w:r>
-              <w:rPr>
-                <w:color w:val="0F1115"/>
-              </w:rPr>
-              <w:t>{{another_si}}</w:t>
+              <w:rPr/>
             </w:r>
           </w:p>
         </w:tc>
@@ -4131,10 +4128,7 @@
               </w:rPr>
             </w:pPr>
             <w:r>
-              <w:rPr>
-                <w:color w:val="0F1115"/>
-              </w:rPr>
-              <w:t>{{another_si}}</w:t>
+              <w:rPr/>
             </w:r>
           </w:p>
         </w:tc>
@@ -6333,10 +6327,7 @@
               </w:rPr>
             </w:pPr>
             <w:r>
-              <w:rPr>
-                <w:color w:val="0F1115"/>
-              </w:rPr>
-              <w:t>{{another_si}}</w:t>
+              <w:rPr/>
             </w:r>
           </w:p>
         </w:tc>
@@ -9166,10 +9157,7 @@
               </w:rPr>
             </w:pPr>
             <w:r>
-              <w:rPr>
-                <w:color w:val="0F1115"/>
-              </w:rPr>
-              <w:t>{{another_si}}</w:t>
+              <w:rPr/>
             </w:r>
           </w:p>
         </w:tc>
@@ -12629,10 +12617,7 @@
               </w:rPr>
             </w:pPr>
             <w:r>
-              <w:rPr>
-                <w:color w:val="0F1115"/>
-              </w:rPr>
-              <w:t>{{another_si}}</w:t>
+              <w:rPr/>
             </w:r>
           </w:p>
         </w:tc>
@@ -16302,10 +16287,7 @@
               </w:rPr>
             </w:pPr>
             <w:r>
-              <w:rPr>
-                <w:color w:val="0F1115"/>
-              </w:rPr>
-              <w:t>{{another_si}}</w:t>
+              <w:rPr/>
             </w:r>
           </w:p>
         </w:tc>
@@ -18067,10 +18049,7 @@
               </w:rPr>
             </w:pPr>
             <w:r>
-              <w:rPr>
-                <w:color w:val="0F1115"/>
-              </w:rPr>
-              <w:t>{{another_si}}</w:t>
+              <w:rPr/>
             </w:r>
           </w:p>
         </w:tc>

--- a/app/templates/tabla_salvaescala.docx
+++ b/app/templates/tabla_salvaescala.docx
@@ -21,6 +21,24 @@
           <w:b/>
           <w:lang w:val="es-ES"/>
         </w:rPr>
+        <w:t>{{na1-</w:t>
+      </w:r>
+      <w:r>
+        <w:rPr>
+          <w:rFonts w:cs="Arial"/>
+          <w:b/>
+          <w:lang w:val="es-ES"/>
+        </w:rPr>
+        <w:t>1</w:t>
+      </w:r>
+      <w:r>
+        <w:rPr>
+          <w:rFonts w:cs="Arial"/>
+          <w:b/>
+          <w:lang w:val="es-ES"/>
+        </w:rPr>
+        <w:t xml:space="preserve">}}          </w:t>
+        <w:tab/>
       </w:r>
     </w:p>
     <w:p>
@@ -2346,7 +2364,9 @@
               </w:rPr>
             </w:pPr>
             <w:r>
-              <w:rPr/>
+              <w:rPr>
+                <w:color w:val="0F1115"/>
+              </w:rPr>
             </w:r>
           </w:p>
         </w:tc>
@@ -2458,6 +2478,35 @@
           <w:szCs w:val="22"/>
           <w:lang w:val="es-ES"/>
         </w:rPr>
+        <w:t xml:space="preserve">{{na1-2}}          </w:t>
+        <w:tab/>
+      </w:r>
+    </w:p>
+    <w:p>
+      <w:pPr>
+        <w:pStyle w:val="Normal"/>
+        <w:widowControl w:val="false"/>
+        <w:spacing w:before="0" w:after="0"/>
+        <w:ind w:hanging="0"/>
+        <w:rPr>
+          <w:rFonts w:cs="Arial"/>
+          <w:b/>
+          <w:b/>
+          <w:sz w:val="22"/>
+          <w:szCs w:val="22"/>
+          <w:lang w:val="es-ES"/>
+        </w:rPr>
+      </w:pPr>
+      <w:r>
+        <w:rPr>
+          <w:rFonts w:cs="Arial"/>
+          <w:b/>
+          <w:sz w:val="22"/>
+          <w:szCs w:val="22"/>
+          <w:lang w:val="es-ES"/>
+        </w:rPr>
+        <w:tab/>
+        <w:t>{{na2-1}}</w:t>
       </w:r>
     </w:p>
     <w:p>
@@ -4128,7 +4177,9 @@
               </w:rPr>
             </w:pPr>
             <w:r>
-              <w:rPr/>
+              <w:rPr>
+                <w:color w:val="0F1115"/>
+              </w:rPr>
             </w:r>
           </w:p>
         </w:tc>
@@ -4240,6 +4291,75 @@
           <w:szCs w:val="22"/>
           <w:lang w:val="es-ES"/>
         </w:rPr>
+        <w:t>{{na</w:t>
+      </w:r>
+      <w:r>
+        <w:rPr>
+          <w:rFonts w:cs="Arial"/>
+          <w:b/>
+          <w:sz w:val="22"/>
+          <w:szCs w:val="22"/>
+          <w:lang w:val="es-ES"/>
+        </w:rPr>
+        <w:t>2</w:t>
+      </w:r>
+      <w:r>
+        <w:rPr>
+          <w:rFonts w:cs="Arial"/>
+          <w:b/>
+          <w:sz w:val="22"/>
+          <w:szCs w:val="22"/>
+          <w:lang w:val="es-ES"/>
+        </w:rPr>
+        <w:t xml:space="preserve">-2}}          </w:t>
+        <w:tab/>
+      </w:r>
+    </w:p>
+    <w:p>
+      <w:pPr>
+        <w:pStyle w:val="Normal"/>
+        <w:widowControl w:val="false"/>
+        <w:spacing w:before="0" w:after="0"/>
+        <w:ind w:hanging="0"/>
+        <w:rPr>
+          <w:rFonts w:cs="Arial"/>
+          <w:b/>
+          <w:b/>
+          <w:sz w:val="22"/>
+          <w:szCs w:val="22"/>
+          <w:lang w:val="es-ES"/>
+        </w:rPr>
+      </w:pPr>
+      <w:r>
+        <w:rPr>
+          <w:rFonts w:cs="Arial"/>
+          <w:b/>
+          <w:sz w:val="22"/>
+          <w:szCs w:val="22"/>
+          <w:lang w:val="es-ES"/>
+        </w:rPr>
+        <w:tab/>
+        <w:t>{{na</w:t>
+      </w:r>
+      <w:r>
+        <w:rPr>
+          <w:rFonts w:cs="Arial"/>
+          <w:b/>
+          <w:sz w:val="22"/>
+          <w:szCs w:val="22"/>
+          <w:lang w:val="es-ES"/>
+        </w:rPr>
+        <w:t>3</w:t>
+      </w:r>
+      <w:r>
+        <w:rPr>
+          <w:rFonts w:cs="Arial"/>
+          <w:b/>
+          <w:sz w:val="22"/>
+          <w:szCs w:val="22"/>
+          <w:lang w:val="es-ES"/>
+        </w:rPr>
+        <w:t>-1}}</w:t>
       </w:r>
     </w:p>
     <w:p>
@@ -6327,7 +6447,9 @@
               </w:rPr>
             </w:pPr>
             <w:r>
-              <w:rPr/>
+              <w:rPr>
+                <w:color w:val="0F1115"/>
+              </w:rPr>
             </w:r>
           </w:p>
         </w:tc>
@@ -6439,6 +6561,75 @@
           <w:szCs w:val="22"/>
           <w:lang w:val="es-ES"/>
         </w:rPr>
+        <w:t>{{na</w:t>
+      </w:r>
+      <w:r>
+        <w:rPr>
+          <w:rFonts w:cs="Arial"/>
+          <w:b/>
+          <w:sz w:val="22"/>
+          <w:szCs w:val="22"/>
+          <w:lang w:val="es-ES"/>
+        </w:rPr>
+        <w:t>3</w:t>
+      </w:r>
+      <w:r>
+        <w:rPr>
+          <w:rFonts w:cs="Arial"/>
+          <w:b/>
+          <w:sz w:val="22"/>
+          <w:szCs w:val="22"/>
+          <w:lang w:val="es-ES"/>
+        </w:rPr>
+        <w:t xml:space="preserve">-2}}          </w:t>
+        <w:tab/>
+      </w:r>
+    </w:p>
+    <w:p>
+      <w:pPr>
+        <w:pStyle w:val="Normal"/>
+        <w:widowControl w:val="false"/>
+        <w:spacing w:before="0" w:after="0"/>
+        <w:ind w:hanging="0"/>
+        <w:rPr>
+          <w:rFonts w:cs="Arial"/>
+          <w:b/>
+          <w:b/>
+          <w:sz w:val="22"/>
+          <w:szCs w:val="22"/>
+          <w:lang w:val="es-ES"/>
+        </w:rPr>
+      </w:pPr>
+      <w:r>
+        <w:rPr>
+          <w:rFonts w:cs="Arial"/>
+          <w:b/>
+          <w:sz w:val="22"/>
+          <w:szCs w:val="22"/>
+          <w:lang w:val="es-ES"/>
+        </w:rPr>
+        <w:tab/>
+        <w:t>{{na</w:t>
+      </w:r>
+      <w:r>
+        <w:rPr>
+          <w:rFonts w:cs="Arial"/>
+          <w:b/>
+          <w:sz w:val="22"/>
+          <w:szCs w:val="22"/>
+          <w:lang w:val="es-ES"/>
+        </w:rPr>
+        <w:t>4</w:t>
+      </w:r>
+      <w:r>
+        <w:rPr>
+          <w:rFonts w:cs="Arial"/>
+          <w:b/>
+          <w:sz w:val="22"/>
+          <w:szCs w:val="22"/>
+          <w:lang w:val="es-ES"/>
+        </w:rPr>
+        <w:t>-1}}</w:t>
       </w:r>
     </w:p>
     <w:p>
@@ -9157,7 +9348,9 @@
               </w:rPr>
             </w:pPr>
             <w:r>
-              <w:rPr/>
+              <w:rPr>
+                <w:color w:val="0F1115"/>
+              </w:rPr>
             </w:r>
           </w:p>
         </w:tc>
@@ -9269,6 +9462,75 @@
           <w:szCs w:val="22"/>
           <w:lang w:val="es-ES"/>
         </w:rPr>
+        <w:t>{{na</w:t>
+      </w:r>
+      <w:r>
+        <w:rPr>
+          <w:rFonts w:cs="Arial"/>
+          <w:b/>
+          <w:sz w:val="22"/>
+          <w:szCs w:val="22"/>
+          <w:lang w:val="es-ES"/>
+        </w:rPr>
+        <w:t>4</w:t>
+      </w:r>
+      <w:r>
+        <w:rPr>
+          <w:rFonts w:cs="Arial"/>
+          <w:b/>
+          <w:sz w:val="22"/>
+          <w:szCs w:val="22"/>
+          <w:lang w:val="es-ES"/>
+        </w:rPr>
+        <w:t xml:space="preserve">-2}}          </w:t>
+        <w:tab/>
+      </w:r>
+    </w:p>
+    <w:p>
+      <w:pPr>
+        <w:pStyle w:val="Normal"/>
+        <w:widowControl w:val="false"/>
+        <w:spacing w:before="0" w:after="0"/>
+        <w:ind w:hanging="0"/>
+        <w:rPr>
+          <w:rFonts w:cs="Arial"/>
+          <w:b/>
+          <w:b/>
+          <w:sz w:val="22"/>
+          <w:szCs w:val="22"/>
+          <w:lang w:val="es-ES"/>
+        </w:rPr>
+      </w:pPr>
+      <w:r>
+        <w:rPr>
+          <w:rFonts w:cs="Arial"/>
+          <w:b/>
+          <w:sz w:val="22"/>
+          <w:szCs w:val="22"/>
+          <w:lang w:val="es-ES"/>
+        </w:rPr>
+        <w:tab/>
+        <w:t>{{na</w:t>
+      </w:r>
+      <w:r>
+        <w:rPr>
+          <w:rFonts w:cs="Arial"/>
+          <w:b/>
+          <w:sz w:val="22"/>
+          <w:szCs w:val="22"/>
+          <w:lang w:val="es-ES"/>
+        </w:rPr>
+        <w:t>5</w:t>
+      </w:r>
+      <w:r>
+        <w:rPr>
+          <w:rFonts w:cs="Arial"/>
+          <w:b/>
+          <w:sz w:val="22"/>
+          <w:szCs w:val="22"/>
+          <w:lang w:val="es-ES"/>
+        </w:rPr>
+        <w:t>-1}}</w:t>
       </w:r>
     </w:p>
     <w:p>
@@ -12617,7 +12879,9 @@
               </w:rPr>
             </w:pPr>
             <w:r>
-              <w:rPr/>
+              <w:rPr>
+                <w:color w:val="0F1115"/>
+              </w:rPr>
             </w:r>
           </w:p>
         </w:tc>
@@ -12729,6 +12993,75 @@
           <w:szCs w:val="22"/>
           <w:lang w:val="es-ES"/>
         </w:rPr>
+        <w:t>{{na</w:t>
+      </w:r>
+      <w:r>
+        <w:rPr>
+          <w:rFonts w:cs="Arial"/>
+          <w:b/>
+          <w:sz w:val="22"/>
+          <w:szCs w:val="22"/>
+          <w:lang w:val="es-ES"/>
+        </w:rPr>
+        <w:t>5</w:t>
+      </w:r>
+      <w:r>
+        <w:rPr>
+          <w:rFonts w:cs="Arial"/>
+          <w:b/>
+          <w:sz w:val="22"/>
+          <w:szCs w:val="22"/>
+          <w:lang w:val="es-ES"/>
+        </w:rPr>
+        <w:t xml:space="preserve">-2}}          </w:t>
+        <w:tab/>
+      </w:r>
+    </w:p>
+    <w:p>
+      <w:pPr>
+        <w:pStyle w:val="Normal"/>
+        <w:widowControl w:val="false"/>
+        <w:spacing w:before="0" w:after="0"/>
+        <w:ind w:hanging="0"/>
+        <w:rPr>
+          <w:rFonts w:cs="Arial"/>
+          <w:b/>
+          <w:b/>
+          <w:sz w:val="22"/>
+          <w:szCs w:val="22"/>
+          <w:lang w:val="es-ES"/>
+        </w:rPr>
+      </w:pPr>
+      <w:r>
+        <w:rPr>
+          <w:rFonts w:cs="Arial"/>
+          <w:b/>
+          <w:sz w:val="22"/>
+          <w:szCs w:val="22"/>
+          <w:lang w:val="es-ES"/>
+        </w:rPr>
+        <w:tab/>
+        <w:t>{{na</w:t>
+      </w:r>
+      <w:r>
+        <w:rPr>
+          <w:rFonts w:cs="Arial"/>
+          <w:b/>
+          <w:sz w:val="22"/>
+          <w:szCs w:val="22"/>
+          <w:lang w:val="es-ES"/>
+        </w:rPr>
+        <w:t>6</w:t>
+      </w:r>
+      <w:r>
+        <w:rPr>
+          <w:rFonts w:cs="Arial"/>
+          <w:b/>
+          <w:sz w:val="22"/>
+          <w:szCs w:val="22"/>
+          <w:lang w:val="es-ES"/>
+        </w:rPr>
+        <w:t>-1}}</w:t>
       </w:r>
     </w:p>
     <w:p>
@@ -16287,7 +16620,9 @@
               </w:rPr>
             </w:pPr>
             <w:r>
-              <w:rPr/>
+              <w:rPr>
+                <w:color w:val="0F1115"/>
+              </w:rPr>
             </w:r>
           </w:p>
         </w:tc>
@@ -16399,6 +16734,75 @@
           <w:szCs w:val="22"/>
           <w:lang w:val="es-ES"/>
         </w:rPr>
+        <w:t>{{na</w:t>
+      </w:r>
+      <w:r>
+        <w:rPr>
+          <w:rFonts w:cs="Arial"/>
+          <w:b/>
+          <w:sz w:val="22"/>
+          <w:szCs w:val="22"/>
+          <w:lang w:val="es-ES"/>
+        </w:rPr>
+        <w:t>6</w:t>
+      </w:r>
+      <w:r>
+        <w:rPr>
+          <w:rFonts w:cs="Arial"/>
+          <w:b/>
+          <w:sz w:val="22"/>
+          <w:szCs w:val="22"/>
+          <w:lang w:val="es-ES"/>
+        </w:rPr>
+        <w:t xml:space="preserve">-2}}          </w:t>
+        <w:tab/>
+      </w:r>
+    </w:p>
+    <w:p>
+      <w:pPr>
+        <w:pStyle w:val="Normal"/>
+        <w:widowControl w:val="false"/>
+        <w:spacing w:before="0" w:after="0"/>
+        <w:ind w:hanging="0"/>
+        <w:rPr>
+          <w:rFonts w:cs="Arial"/>
+          <w:b/>
+          <w:b/>
+          <w:sz w:val="22"/>
+          <w:szCs w:val="22"/>
+          <w:lang w:val="es-ES"/>
+        </w:rPr>
+      </w:pPr>
+      <w:r>
+        <w:rPr>
+          <w:rFonts w:cs="Arial"/>
+          <w:b/>
+          <w:sz w:val="22"/>
+          <w:szCs w:val="22"/>
+          <w:lang w:val="es-ES"/>
+        </w:rPr>
+        <w:tab/>
+        <w:t>{{na</w:t>
+      </w:r>
+      <w:r>
+        <w:rPr>
+          <w:rFonts w:cs="Arial"/>
+          <w:b/>
+          <w:sz w:val="22"/>
+          <w:szCs w:val="22"/>
+          <w:lang w:val="es-ES"/>
+        </w:rPr>
+        <w:t>7</w:t>
+      </w:r>
+      <w:r>
+        <w:rPr>
+          <w:rFonts w:cs="Arial"/>
+          <w:b/>
+          <w:sz w:val="22"/>
+          <w:szCs w:val="22"/>
+          <w:lang w:val="es-ES"/>
+        </w:rPr>
+        <w:t>-1}}</w:t>
       </w:r>
     </w:p>
     <w:p>
@@ -18049,7 +18453,9 @@
               </w:rPr>
             </w:pPr>
             <w:r>
-              <w:rPr/>
+              <w:rPr>
+                <w:color w:val="0F1115"/>
+              </w:rPr>
             </w:r>
           </w:p>
         </w:tc>
@@ -18180,6 +18586,16 @@
       </w:pPr>
       <w:r>
         <w:rPr/>
+        <w:t>{{na</w:t>
+      </w:r>
+      <w:r>
+        <w:rPr/>
+        <w:t>7</w:t>
+      </w:r>
+      <w:r>
+        <w:rPr/>
+        <w:t xml:space="preserve">-2}}          </w:t>
+        <w:tab/>
       </w:r>
     </w:p>
     <w:sectPr>
